--- a/docs/使用说明.docx
+++ b/docs/使用说明.docx
@@ -22,7 +22,7 @@
           <w:i/>
           <w:color w:val="666666"/>
         </w:rPr>
-        <w:t>版本 v1.1.0</w:t>
+        <w:t>版本 v1.1.1</w:t>
       </w:r>
     </w:p>
     <w:p>
@@ -87,17 +87,32 @@
         <w:pStyle w:val="Heading1"/>
       </w:pPr>
       <w:r>
-        <w:t>三、第一次用：先导入基础表</w:t>
+        <w:t>三、第一次用：让本机有基础表</w:t>
       </w:r>
     </w:p>
     <w:p>
       <w:r>
-        <w:t>基础表是估价知识本身——比较因素、每个因素的档次描述、每差一档的修正系数。没有它，表单给不出档次选项，也算不出结果。</w:t>
+        <w:t>基础表是估价知识本身——比较因素、每个因素的档次描述、每差一档的修正系数。没有它，表单给不出档次选项，也算不出结果。它恒存在本机，供出报告时读取；拿到本机有两条路，按你的用法二选一：</w:t>
       </w:r>
     </w:p>
     <w:p>
       <w:r>
-        <w:t>到「基础表」页，选类别，导入对应的 Excel（如「办公实勘表、比较法.xlsx」）。每个要用的类别各导一次。导完就不用再管，除非改了系数——那时重导一次。</w:t>
+        <w:t>联钉钉（公司统一维护）：七类知识已存在公司钉钉多维表。到「基础表」页点「从多维表拉取」，一次把各类知识拉到本机即可出报告——不必自己导 Excel。知识由管理员在源头维护、更新后重新同步，各人再拉一次即取到新版（旧版不覆盖）。</w:t>
+      </w:r>
+    </w:p>
+    <w:p>
+      <w:r>
+        <w:t>单机离线（本机自管）：到「基础表」页，选类别，导入对应的 Excel（如「办公实勘表、比较法.xlsx」），每个要用的类别各导一次；改了系数重导一次。</w:t>
+      </w:r>
+    </w:p>
+    <w:p>
+      <w:r>
+        <w:rPr>
+          <w:i/>
+          <w:color w:val="666666"/>
+          <w:sz w:val="19"/>
+        </w:rPr>
+        <w:t>提示： 两条路都是「缺则补、已有不动」，可重复点/重复导，不会堆重复版本。</w:t>
       </w:r>
     </w:p>
     <w:p>

--- a/docs/使用说明.docx
+++ b/docs/使用说明.docx
@@ -35,33 +35,12 @@
         <w:pStyle w:val="Heading1"/>
       </w:pPr>
       <w:r>
-        <w:t>一、两种用法</w:t>
-      </w:r>
-    </w:p>
-    <w:p>
-      <w:pPr>
-        <w:pStyle w:val="ListBullet"/>
-      </w:pPr>
-      <w:r>
-        <w:t>单机离线：双击程序在本机用，数据全程留在本机、不联外网。适合一人一机独立出报告。</w:t>
-      </w:r>
-    </w:p>
-    <w:p>
-      <w:pPr>
-        <w:pStyle w:val="ListBullet"/>
-      </w:pPr>
-      <w:r>
-        <w:t>联钉钉全公司：估价师用钉钉小程序现场实勘、办公端登录后拉取问卷出报告，报告编号、实例库、审核在公司范围内统一。是否联钉钉由部署时的配置决定。</w:t>
+        <w:t>一、系统概览</w:t>
       </w:r>
     </w:p>
     <w:p>
       <w:r>
-        <w:rPr>
-          <w:i/>
-          <w:color w:val="666666"/>
-          <w:sz w:val="19"/>
-        </w:rPr>
-        <w:t>提示： 本说明前半部分（出报告、实例库、基础表、台账）两种用法都适用；「钉钉全公司协作」一节仅在联钉钉时用得到。</w:t>
+        <w:t>本系统联公司钉钉使用：估价师用钉钉小程序现场实勘，办公端扫码登录后拉取问卷、选可比实例、按市场比较法重算、出报告。估价知识（基础表）、实例库、报告编号、审核在公司范围内统一，数据汇入公司钉钉多维表、公司统一留存。</w:t>
       </w:r>
     </w:p>
     <w:p>
@@ -87,22 +66,17 @@
         <w:pStyle w:val="Heading1"/>
       </w:pPr>
       <w:r>
-        <w:t>三、第一次用：让本机有基础表</w:t>
+        <w:t>三、第一次用：拉取基础表</w:t>
       </w:r>
     </w:p>
     <w:p>
       <w:r>
-        <w:t>基础表是估价知识本身——比较因素、每个因素的档次描述、每差一档的修正系数。没有它，表单给不出档次选项，也算不出结果。它恒存在本机，供出报告时读取；拿到本机有两条路，按你的用法二选一：</w:t>
+        <w:t>基础表是估价知识本身——比较因素、每个因素的档次描述、每差一档的修正系数。没有它，表单给不出档次选项，也算不出结果。</w:t>
       </w:r>
     </w:p>
     <w:p>
       <w:r>
-        <w:t>联钉钉（公司统一维护）：七类知识已存在公司钉钉多维表。到「基础表」页点「从多维表拉取」，一次把各类知识拉到本机即可出报告——不必自己导 Excel。知识由管理员在源头维护、更新后重新同步，各人再拉一次即取到新版（旧版不覆盖）。</w:t>
-      </w:r>
-    </w:p>
-    <w:p>
-      <w:r>
-        <w:t>单机离线（本机自管）：到「基础表」页，选类别，导入对应的 Excel（如「办公实勘表、比较法.xlsx」），每个要用的类别各导一次；改了系数重导一次。</w:t>
+        <w:t>七类知识由公司统一维护、已存公司钉钉多维表。到「基础表」页点「从多维表拉取」，一次把各类知识拉到本机，即可出报告。知识在源头更新后，各人再拉一次即取到新版（旧版永不覆盖，日后仍能复现旧报告）。</w:t>
       </w:r>
     </w:p>
     <w:p>
@@ -112,7 +86,7 @@
           <w:color w:val="666666"/>
           <w:sz w:val="19"/>
         </w:rPr>
-        <w:t>提示： 两条路都是「缺则补、已有不动」，可重复点/重复导，不会堆重复版本。</w:t>
+        <w:t>提示： 拉取是「缺则补、已有不动」，可重复点，不会堆重复版本。</w:t>
       </w:r>
     </w:p>
     <w:p>
@@ -305,7 +279,7 @@
     </w:p>
     <w:p>
       <w:r>
-        <w:t>Excel 是权威、系统存副本、改了重导一次。版本号是内容指纹（内容一变即变，改不了也伪造不了）。旧版本永不覆盖——日后复查旧报告时，能拿回当时那版基础表把结果重算出来。</w:t>
+        <w:t>基础表由公司统一维护，以内容指纹作版本号（内容一变即变，改不了也伪造不了）。更新后推到多维表、各人再拉取即取到新版；旧版本永不覆盖——日后复查旧报告时，能拿回当时那版基础表把结果重算出来。</w:t>
       </w:r>
     </w:p>
     <w:p>
@@ -458,7 +432,7 @@
     </w:p>
     <w:p>
       <w:r>
-        <w:t>单机模式下，数据以纯文本 JSON 存在程序旁的 data 文件夹里（实例库、草稿、各版基础表、生成台账），可直接打开看、手改、备份。联钉钉模式下，问卷、实例、台账汇总在公司钉钉多维表，公司统一留存。</w:t>
+        <w:t>问卷、实例、台账、报告编号汇总在公司钉钉多维表，公司统一留存、统一编号；基础表由公司维护、各人拉取到本机缓存使用。本机不留敏感汇总，换机重新登录 + 拉取即可。</w:t>
       </w:r>
     </w:p>
     <w:p>
@@ -568,7 +542,7 @@
           </w:tcPr>
           <w:p>
             <w:r>
-              <w:t>改 Excel 基础表，到「基础表」页重导一次</w:t>
+              <w:t>由公司维护基础表 Excel、更新后各人重新「从多维表拉取」</w:t>
             </w:r>
           </w:p>
         </w:tc>

--- a/docs/使用说明.docx
+++ b/docs/使用说明.docx
@@ -22,7 +22,7 @@
           <w:i/>
           <w:color w:val="666666"/>
         </w:rPr>
-        <w:t>版本 v1.1.1</w:t>
+        <w:t>版本 v1.1.2</w:t>
       </w:r>
     </w:p>
     <w:p>
@@ -66,17 +66,17 @@
         <w:pStyle w:val="Heading1"/>
       </w:pPr>
       <w:r>
-        <w:t>三、第一次用：拉取基础表</w:t>
+        <w:t>三、开箱即用与更新</w:t>
       </w:r>
     </w:p>
     <w:p>
       <w:r>
-        <w:t>基础表是估价知识本身——比较因素、每个因素的档次描述、每差一档的修正系数。没有它，表单给不出档次选项，也算不出结果。</w:t>
+        <w:t>程序已内置七类估价知识（基础表：比较因素、档次描述、修正系数）与一批起步实例，首次运行自动就位——装好直接就能出报告，无需导入任何东西。</w:t>
       </w:r>
     </w:p>
     <w:p>
       <w:r>
-        <w:t>七类知识由公司统一维护、已存公司钉钉多维表。到「基础表」页点「从多维表拉取」，一次把各类知识拉到本机，即可出报告。知识在源头更新后，各人再拉一次即取到新版（旧版永不覆盖，日后仍能复现旧报告）。</w:t>
+        <w:t>公司在钉钉多维表维护的是最新版知识。要用最新版时，到「基础表」页点「从多维表拉取」，把公司最新版拉到本机（缺则补、已有不动、旧版永不覆盖，日后仍能复现旧报告）。</w:t>
       </w:r>
     </w:p>
     <w:p>
@@ -86,7 +86,7 @@
           <w:color w:val="666666"/>
           <w:sz w:val="19"/>
         </w:rPr>
-        <w:t>提示： 拉取是「缺则补、已有不动」，可重复点，不会堆重复版本。</w:t>
+        <w:t>提示： 内置的是分发时的快照；日常以公司多维表为准，点「从多维表拉取」更新即可。</w:t>
       </w:r>
     </w:p>
     <w:p>
